--- a/docs/仕様書_v2.0.docx
+++ b/docs/仕様書_v2.0.docx
@@ -12906,7 +12906,7 @@
                 <w:sz w:val="19"/>
                 <w:szCs w:val="19"/>
               </w:rPr>
-              <w:t xml:space="preserve">書類生成時に、オーナーを管理用アカウントへ移譲する</w:t>
+              <w:t xml:space="preserve">書類を管理用アカウントで作成することにより、オーナーを統一する</w:t>
             </w:r>
           </w:p>
         </w:tc>
@@ -12985,7 +12985,7 @@
               <w:spacing w:after="40"/>
             </w:pPr>
             <w:r>
-              <w:t xml:space="preserve">本システムはオーナーを管理用アカウントへ統一することで、一般の利用者が編集できない状態を</w:t>
+              <w:t xml:space="preserve">本システムは、全書類のオーナーを管理用アカウント1つに統一することで、一般の利用者が</w:t>
             </w:r>
           </w:p>
           <w:p>
@@ -12993,7 +12993,337 @@
               <w:spacing w:after="40"/>
             </w:pPr>
             <w:r>
-              <w:t xml:space="preserve">担保する設計としている。運用上は、管理用アカウントの認証情報を日常業務で使用しないことが必須。</w:t>
+              <w:t xml:space="preserve">編集できない状態を担保する設計としている。運用上は、管理用アカウントの認証情報を</w:t>
+            </w:r>
+          </w:p>
+          <w:p>
+            <w:pPr>
+              <w:spacing w:after="40"/>
+            </w:pPr>
+            <w:r>
+              <w:t xml:space="preserve">日常業務で使用しないことが必須である。</w:t>
+            </w:r>
+          </w:p>
+        </w:tc>
+      </w:tr>
+    </w:tbl>
+    <w:p>
+      <w:pPr>
+        <w:pStyle w:val="Heading3"/>
+      </w:pPr>
+      <w:r>
+        <w:t xml:space="preserve">9.3.1 オーナー統一の実現方法</w:t>
+      </w:r>
+    </w:p>
+    <w:p>
+      <w:pPr>
+        <w:spacing w:after="120"/>
+      </w:pPr>
+      <w:r>
+        <w:rPr>
+          <w:b w:val="false"/>
+          <w:bCs w:val="false"/>
+          <w:i w:val="false"/>
+          <w:iCs w:val="false"/>
+        </w:rPr>
+        <w:t xml:space="preserve">Google Workspace を利用しない環境では、DriveApp の setOwner() によるオーナー移譲は使用できない。異なるドメイン間の移譲は「招待制」となり、相手が承諾するまで反映されないため、移譲したつもりでオーナーが変わっていないという危険な状態を招くためである。</w:t>
+      </w:r>
+    </w:p>
+    <w:p>
+      <w:pPr>
+        <w:spacing w:after="120"/>
+      </w:pPr>
+      <w:r>
+        <w:rPr>
+          <w:b w:val="false"/>
+          <w:bCs w:val="false"/>
+          <w:i w:val="false"/>
+          <w:iCs w:val="false"/>
+        </w:rPr>
+        <w:t xml:space="preserve">そこで本システムは「書類を作成する操作は管理用アカウントで行う」という運用を前提とし、書類ファイルが最初から管理用アカウントの所有物として作られるようにしている。</w:t>
+      </w:r>
+    </w:p>
+    <w:tbl>
+      <w:tblPr>
+        <w:tblW w:type="dxa" w:w="9000"/>
+        <w:tblBorders>
+          <w:top w:val="single" w:color="AAB4C4" w:sz="4"/>
+          <w:left w:val="single" w:color="AAB4C4" w:sz="4"/>
+          <w:bottom w:val="single" w:color="AAB4C4" w:sz="4"/>
+          <w:right w:val="single" w:color="AAB4C4" w:sz="4"/>
+          <w:insideH w:val="single" w:color="C6CFDC" w:sz="2"/>
+          <w:insideV w:val="single" w:color="C6CFDC" w:sz="2"/>
+        </w:tblBorders>
+      </w:tblPr>
+      <w:tblGrid>
+        <w:gridCol w:w="2400"/>
+        <w:gridCol w:w="6600"/>
+      </w:tblGrid>
+      <w:tr>
+        <w:trPr>
+          <w:tblHeader/>
+        </w:trPr>
+        <w:tc>
+          <w:tcPr>
+            <w:tcW w:type="dxa" w:w="2400"/>
+            <w:shd w:fill="DCE6F1" w:val="clear"/>
+            <w:tcMar>
+              <w:top w:type="dxa" w:w="80"/>
+              <w:left w:type="dxa" w:w="110"/>
+              <w:bottom w:type="dxa" w:w="80"/>
+              <w:right w:type="dxa" w:w="110"/>
+            </w:tcMar>
+          </w:tcPr>
+          <w:p>
+            <w:pPr>
+              <w:spacing w:after="0"/>
+            </w:pPr>
+            <w:r>
+              <w:rPr>
+                <w:b/>
+                <w:bCs/>
+                <w:sz w:val="19"/>
+                <w:szCs w:val="19"/>
+              </w:rPr>
+              <w:t xml:space="preserve">項目</w:t>
+            </w:r>
+          </w:p>
+        </w:tc>
+        <w:tc>
+          <w:tcPr>
+            <w:tcW w:type="dxa" w:w="6600"/>
+            <w:shd w:fill="DCE6F1" w:val="clear"/>
+            <w:tcMar>
+              <w:top w:type="dxa" w:w="80"/>
+              <w:left w:type="dxa" w:w="110"/>
+              <w:bottom w:type="dxa" w:w="80"/>
+              <w:right w:type="dxa" w:w="110"/>
+            </w:tcMar>
+          </w:tcPr>
+          <w:p>
+            <w:pPr>
+              <w:spacing w:after="0"/>
+            </w:pPr>
+            <w:r>
+              <w:rPr>
+                <w:b/>
+                <w:bCs/>
+                <w:sz w:val="19"/>
+                <w:szCs w:val="19"/>
+              </w:rPr>
+              <w:t xml:space="preserve">内容</w:t>
+            </w:r>
+          </w:p>
+        </w:tc>
+      </w:tr>
+      <w:tr>
+        <w:tc>
+          <w:tcPr>
+            <w:tcW w:type="dxa" w:w="2400"/>
+            <w:tcMar>
+              <w:top w:type="dxa" w:w="80"/>
+              <w:left w:type="dxa" w:w="110"/>
+              <w:bottom w:type="dxa" w:w="80"/>
+              <w:right w:type="dxa" w:w="110"/>
+            </w:tcMar>
+          </w:tcPr>
+          <w:p>
+            <w:pPr>
+              <w:spacing w:after="0"/>
+            </w:pPr>
+            <w:r>
+              <w:rPr>
+                <w:b w:val="false"/>
+                <w:bCs w:val="false"/>
+                <w:sz w:val="19"/>
+                <w:szCs w:val="19"/>
+              </w:rPr>
+              <w:t xml:space="preserve">前提</w:t>
+            </w:r>
+          </w:p>
+        </w:tc>
+        <w:tc>
+          <w:tcPr>
+            <w:tcW w:type="dxa" w:w="6600"/>
+            <w:tcMar>
+              <w:top w:type="dxa" w:w="80"/>
+              <w:left w:type="dxa" w:w="110"/>
+              <w:bottom w:type="dxa" w:w="80"/>
+              <w:right w:type="dxa" w:w="110"/>
+            </w:tcMar>
+          </w:tcPr>
+          <w:p>
+            <w:pPr>
+              <w:spacing w:after="0"/>
+            </w:pPr>
+            <w:r>
+              <w:rPr>
+                <w:b w:val="false"/>
+                <w:bCs w:val="false"/>
+                <w:sz w:val="19"/>
+                <w:szCs w:val="19"/>
+              </w:rPr>
+              <w:t xml:space="preserve">書類作成（見積書・請求書・納品書の作成）は管理用アカウントで実行する</w:t>
+            </w:r>
+          </w:p>
+        </w:tc>
+      </w:tr>
+      <w:tr>
+        <w:tc>
+          <w:tcPr>
+            <w:tcW w:type="dxa" w:w="2400"/>
+            <w:shd w:fill="F5F7FA" w:val="clear"/>
+            <w:tcMar>
+              <w:top w:type="dxa" w:w="80"/>
+              <w:left w:type="dxa" w:w="110"/>
+              <w:bottom w:type="dxa" w:w="80"/>
+              <w:right w:type="dxa" w:w="110"/>
+            </w:tcMar>
+          </w:tcPr>
+          <w:p>
+            <w:pPr>
+              <w:spacing w:after="0"/>
+            </w:pPr>
+            <w:r>
+              <w:rPr>
+                <w:b w:val="false"/>
+                <w:bCs w:val="false"/>
+                <w:sz w:val="19"/>
+                <w:szCs w:val="19"/>
+              </w:rPr>
+              <w:t xml:space="preserve">検証</w:t>
+            </w:r>
+          </w:p>
+        </w:tc>
+        <w:tc>
+          <w:tcPr>
+            <w:tcW w:type="dxa" w:w="6600"/>
+            <w:shd w:fill="F5F7FA" w:val="clear"/>
+            <w:tcMar>
+              <w:top w:type="dxa" w:w="80"/>
+              <w:left w:type="dxa" w:w="110"/>
+              <w:bottom w:type="dxa" w:w="80"/>
+              <w:right w:type="dxa" w:w="110"/>
+            </w:tcMar>
+          </w:tcPr>
+          <w:p>
+            <w:pPr>
+              <w:spacing w:after="0"/>
+            </w:pPr>
+            <w:r>
+              <w:rPr>
+                <w:b w:val="false"/>
+                <w:bCs w:val="false"/>
+                <w:sz w:val="19"/>
+                <w:szCs w:val="19"/>
+              </w:rPr>
+              <w:t xml:space="preserve">書類作成時に、実行アカウントがADMIN_TRIGGER_ACCOUNT_EMAILと一致するか照合する</w:t>
+            </w:r>
+          </w:p>
+        </w:tc>
+      </w:tr>
+      <w:tr>
+        <w:tc>
+          <w:tcPr>
+            <w:tcW w:type="dxa" w:w="2400"/>
+            <w:tcMar>
+              <w:top w:type="dxa" w:w="80"/>
+              <w:left w:type="dxa" w:w="110"/>
+              <w:bottom w:type="dxa" w:w="80"/>
+              <w:right w:type="dxa" w:w="110"/>
+            </w:tcMar>
+          </w:tcPr>
+          <w:p>
+            <w:pPr>
+              <w:spacing w:after="0"/>
+            </w:pPr>
+            <w:r>
+              <w:rPr>
+                <w:b w:val="false"/>
+                <w:bCs w:val="false"/>
+                <w:sz w:val="19"/>
+                <w:szCs w:val="19"/>
+              </w:rPr>
+              <w:t xml:space="preserve">不一致時の挙動</w:t>
+            </w:r>
+          </w:p>
+        </w:tc>
+        <w:tc>
+          <w:tcPr>
+            <w:tcW w:type="dxa" w:w="6600"/>
+            <w:tcMar>
+              <w:top w:type="dxa" w:w="80"/>
+              <w:left w:type="dxa" w:w="110"/>
+              <w:bottom w:type="dxa" w:w="80"/>
+              <w:right w:type="dxa" w:w="110"/>
+            </w:tcMar>
+          </w:tcPr>
+          <w:p>
+            <w:pPr>
+              <w:spacing w:after="0"/>
+            </w:pPr>
+            <w:r>
+              <w:rPr>
+                <w:b w:val="false"/>
+                <w:bCs w:val="false"/>
+                <w:sz w:val="19"/>
+                <w:szCs w:val="19"/>
+              </w:rPr>
+              <w:t xml:space="preserve">処理は続行するが、操作ログにエラーとして記録する（業務を止めないため）</w:t>
+            </w:r>
+          </w:p>
+        </w:tc>
+      </w:tr>
+      <w:tr>
+        <w:tc>
+          <w:tcPr>
+            <w:tcW w:type="dxa" w:w="2400"/>
+            <w:shd w:fill="F5F7FA" w:val="clear"/>
+            <w:tcMar>
+              <w:top w:type="dxa" w:w="80"/>
+              <w:left w:type="dxa" w:w="110"/>
+              <w:bottom w:type="dxa" w:w="80"/>
+              <w:right w:type="dxa" w:w="110"/>
+            </w:tcMar>
+          </w:tcPr>
+          <w:p>
+            <w:pPr>
+              <w:spacing w:after="0"/>
+            </w:pPr>
+            <w:r>
+              <w:rPr>
+                <w:b w:val="false"/>
+                <w:bCs w:val="false"/>
+                <w:sz w:val="19"/>
+                <w:szCs w:val="19"/>
+              </w:rPr>
+              <w:t xml:space="preserve">不一致時のリスク</w:t>
+            </w:r>
+          </w:p>
+        </w:tc>
+        <w:tc>
+          <w:tcPr>
+            <w:tcW w:type="dxa" w:w="6600"/>
+            <w:shd w:fill="F5F7FA" w:val="clear"/>
+            <w:tcMar>
+              <w:top w:type="dxa" w:w="80"/>
+              <w:left w:type="dxa" w:w="110"/>
+              <w:bottom w:type="dxa" w:w="80"/>
+              <w:right w:type="dxa" w:w="110"/>
+            </w:tcMar>
+          </w:tcPr>
+          <w:p>
+            <w:pPr>
+              <w:spacing w:after="0"/>
+            </w:pPr>
+            <w:r>
+              <w:rPr>
+                <w:b w:val="false"/>
+                <w:bCs w:val="false"/>
+                <w:sz w:val="19"/>
+                <w:szCs w:val="19"/>
+              </w:rPr>
+              <w:t xml:space="preserve">そのファイルのオーナーは実行者本人となり、承認後も本人であれば保護を解除して編集できる</w:t>
             </w:r>
           </w:p>
         </w:tc>
@@ -14356,7 +14686,315 @@
         <w:pStyle w:val="Heading2"/>
       </w:pPr>
       <w:r>
-        <w:t xml:space="preserve">11.3 その他</w:t>
+        <w:t xml:space="preserve">11.3 列追加を伴う仕様変更</w:t>
+      </w:r>
+    </w:p>
+    <w:p>
+      <w:pPr>
+        <w:spacing w:after="120"/>
+      </w:pPr>
+      <w:r>
+        <w:rPr>
+          <w:b w:val="false"/>
+          <w:bCs w:val="false"/>
+          <w:i w:val="false"/>
+          <w:iCs w:val="false"/>
+        </w:rPr>
+        <w:t xml:space="preserve">スクリプトはCASE_LAST_COL（32列）ぶんの読み書きを行うため、シートの実際の列数が不足していると範囲外エラーになる。列を追加する仕様変更を既存のスプレッドシートへ反映する際は、メニュー「案件シートの構成を確認・修復する」を実行すること。</w:t>
+      </w:r>
+    </w:p>
+    <w:tbl>
+      <w:tblPr>
+        <w:tblW w:type="dxa" w:w="9000"/>
+        <w:tblBorders>
+          <w:top w:val="single" w:color="AAB4C4" w:sz="4"/>
+          <w:left w:val="single" w:color="AAB4C4" w:sz="4"/>
+          <w:bottom w:val="single" w:color="AAB4C4" w:sz="4"/>
+          <w:right w:val="single" w:color="AAB4C4" w:sz="4"/>
+          <w:insideH w:val="single" w:color="C6CFDC" w:sz="2"/>
+          <w:insideV w:val="single" w:color="C6CFDC" w:sz="2"/>
+        </w:tblBorders>
+      </w:tblPr>
+      <w:tblGrid>
+        <w:gridCol w:w="2400"/>
+        <w:gridCol w:w="6600"/>
+      </w:tblGrid>
+      <w:tr>
+        <w:trPr>
+          <w:tblHeader/>
+        </w:trPr>
+        <w:tc>
+          <w:tcPr>
+            <w:tcW w:type="dxa" w:w="2400"/>
+            <w:shd w:fill="DCE6F1" w:val="clear"/>
+            <w:tcMar>
+              <w:top w:type="dxa" w:w="80"/>
+              <w:left w:type="dxa" w:w="110"/>
+              <w:bottom w:type="dxa" w:w="80"/>
+              <w:right w:type="dxa" w:w="110"/>
+            </w:tcMar>
+          </w:tcPr>
+          <w:p>
+            <w:pPr>
+              <w:spacing w:after="0"/>
+            </w:pPr>
+            <w:r>
+              <w:rPr>
+                <w:b/>
+                <w:bCs/>
+                <w:sz w:val="19"/>
+                <w:szCs w:val="19"/>
+              </w:rPr>
+              <w:t xml:space="preserve">項目</w:t>
+            </w:r>
+          </w:p>
+        </w:tc>
+        <w:tc>
+          <w:tcPr>
+            <w:tcW w:type="dxa" w:w="6600"/>
+            <w:shd w:fill="DCE6F1" w:val="clear"/>
+            <w:tcMar>
+              <w:top w:type="dxa" w:w="80"/>
+              <w:left w:type="dxa" w:w="110"/>
+              <w:bottom w:type="dxa" w:w="80"/>
+              <w:right w:type="dxa" w:w="110"/>
+            </w:tcMar>
+          </w:tcPr>
+          <w:p>
+            <w:pPr>
+              <w:spacing w:after="0"/>
+            </w:pPr>
+            <w:r>
+              <w:rPr>
+                <w:b/>
+                <w:bCs/>
+                <w:sz w:val="19"/>
+                <w:szCs w:val="19"/>
+              </w:rPr>
+              <w:t xml:space="preserve">内容</w:t>
+            </w:r>
+          </w:p>
+        </w:tc>
+      </w:tr>
+      <w:tr>
+        <w:tc>
+          <w:tcPr>
+            <w:tcW w:type="dxa" w:w="2400"/>
+            <w:tcMar>
+              <w:top w:type="dxa" w:w="80"/>
+              <w:left w:type="dxa" w:w="110"/>
+              <w:bottom w:type="dxa" w:w="80"/>
+              <w:right w:type="dxa" w:w="110"/>
+            </w:tcMar>
+          </w:tcPr>
+          <w:p>
+            <w:pPr>
+              <w:spacing w:after="0"/>
+            </w:pPr>
+            <w:r>
+              <w:rPr>
+                <w:b w:val="false"/>
+                <w:bCs w:val="false"/>
+                <w:sz w:val="19"/>
+                <w:szCs w:val="19"/>
+              </w:rPr>
+              <w:t xml:space="preserve">対象シート</w:t>
+            </w:r>
+          </w:p>
+        </w:tc>
+        <w:tc>
+          <w:tcPr>
+            <w:tcW w:type="dxa" w:w="6600"/>
+            <w:tcMar>
+              <w:top w:type="dxa" w:w="80"/>
+              <w:left w:type="dxa" w:w="110"/>
+              <w:bottom w:type="dxa" w:w="80"/>
+              <w:right w:type="dxa" w:w="110"/>
+            </w:tcMar>
+          </w:tcPr>
+          <w:p>
+            <w:pPr>
+              <w:spacing w:after="0"/>
+            </w:pPr>
+            <w:r>
+              <w:rPr>
+                <w:b w:val="false"/>
+                <w:bCs w:val="false"/>
+                <w:sz w:val="19"/>
+                <w:szCs w:val="19"/>
+              </w:rPr>
+              <w:t xml:space="preserve">当期の表示シート・全案件DBシート、および原本_表示・原本_全案件DB</w:t>
+            </w:r>
+          </w:p>
+        </w:tc>
+      </w:tr>
+      <w:tr>
+        <w:tc>
+          <w:tcPr>
+            <w:tcW w:type="dxa" w:w="2400"/>
+            <w:shd w:fill="F5F7FA" w:val="clear"/>
+            <w:tcMar>
+              <w:top w:type="dxa" w:w="80"/>
+              <w:left w:type="dxa" w:w="110"/>
+              <w:bottom w:type="dxa" w:w="80"/>
+              <w:right w:type="dxa" w:w="110"/>
+            </w:tcMar>
+          </w:tcPr>
+          <w:p>
+            <w:pPr>
+              <w:spacing w:after="0"/>
+            </w:pPr>
+            <w:r>
+              <w:rPr>
+                <w:b w:val="false"/>
+                <w:bCs w:val="false"/>
+                <w:sz w:val="19"/>
+                <w:szCs w:val="19"/>
+              </w:rPr>
+              <w:t xml:space="preserve">実施内容</w:t>
+            </w:r>
+          </w:p>
+        </w:tc>
+        <w:tc>
+          <w:tcPr>
+            <w:tcW w:type="dxa" w:w="6600"/>
+            <w:shd w:fill="F5F7FA" w:val="clear"/>
+            <w:tcMar>
+              <w:top w:type="dxa" w:w="80"/>
+              <w:left w:type="dxa" w:w="110"/>
+              <w:bottom w:type="dxa" w:w="80"/>
+              <w:right w:type="dxa" w:w="110"/>
+            </w:tcMar>
+          </w:tcPr>
+          <w:p>
+            <w:pPr>
+              <w:spacing w:after="0"/>
+            </w:pPr>
+            <w:r>
+              <w:rPr>
+                <w:b w:val="false"/>
+                <w:bCs w:val="false"/>
+                <w:sz w:val="19"/>
+                <w:szCs w:val="19"/>
+              </w:rPr>
+              <w:t xml:space="preserve">列数が不足していれば拡張し、ヘッダーが空欄の列に既定の見出しを設定する</w:t>
+            </w:r>
+          </w:p>
+        </w:tc>
+      </w:tr>
+      <w:tr>
+        <w:tc>
+          <w:tcPr>
+            <w:tcW w:type="dxa" w:w="2400"/>
+            <w:tcMar>
+              <w:top w:type="dxa" w:w="80"/>
+              <w:left w:type="dxa" w:w="110"/>
+              <w:bottom w:type="dxa" w:w="80"/>
+              <w:right w:type="dxa" w:w="110"/>
+            </w:tcMar>
+          </w:tcPr>
+          <w:p>
+            <w:pPr>
+              <w:spacing w:after="0"/>
+            </w:pPr>
+            <w:r>
+              <w:rPr>
+                <w:b w:val="false"/>
+                <w:bCs w:val="false"/>
+                <w:sz w:val="19"/>
+                <w:szCs w:val="19"/>
+              </w:rPr>
+              <w:t xml:space="preserve">既存ヘッダーの扱い</w:t>
+            </w:r>
+          </w:p>
+        </w:tc>
+        <w:tc>
+          <w:tcPr>
+            <w:tcW w:type="dxa" w:w="6600"/>
+            <w:tcMar>
+              <w:top w:type="dxa" w:w="80"/>
+              <w:left w:type="dxa" w:w="110"/>
+              <w:bottom w:type="dxa" w:w="80"/>
+              <w:right w:type="dxa" w:w="110"/>
+            </w:tcMar>
+          </w:tcPr>
+          <w:p>
+            <w:pPr>
+              <w:spacing w:after="0"/>
+            </w:pPr>
+            <w:r>
+              <w:rPr>
+                <w:b w:val="false"/>
+                <w:bCs w:val="false"/>
+                <w:sz w:val="19"/>
+                <w:szCs w:val="19"/>
+              </w:rPr>
+              <w:t xml:space="preserve">既に入力されている見出しは上書きしない（独自表記を尊重するため）</w:t>
+            </w:r>
+          </w:p>
+        </w:tc>
+      </w:tr>
+      <w:tr>
+        <w:tc>
+          <w:tcPr>
+            <w:tcW w:type="dxa" w:w="2400"/>
+            <w:shd w:fill="F5F7FA" w:val="clear"/>
+            <w:tcMar>
+              <w:top w:type="dxa" w:w="80"/>
+              <w:left w:type="dxa" w:w="110"/>
+              <w:bottom w:type="dxa" w:w="80"/>
+              <w:right w:type="dxa" w:w="110"/>
+            </w:tcMar>
+          </w:tcPr>
+          <w:p>
+            <w:pPr>
+              <w:spacing w:after="0"/>
+            </w:pPr>
+            <w:r>
+              <w:rPr>
+                <w:b w:val="false"/>
+                <w:bCs w:val="false"/>
+                <w:sz w:val="19"/>
+                <w:szCs w:val="19"/>
+              </w:rPr>
+              <w:t xml:space="preserve">実行結果</w:t>
+            </w:r>
+          </w:p>
+        </w:tc>
+        <w:tc>
+          <w:tcPr>
+            <w:tcW w:type="dxa" w:w="6600"/>
+            <w:shd w:fill="F5F7FA" w:val="clear"/>
+            <w:tcMar>
+              <w:top w:type="dxa" w:w="80"/>
+              <w:left w:type="dxa" w:w="110"/>
+              <w:bottom w:type="dxa" w:w="80"/>
+              <w:right w:type="dxa" w:w="110"/>
+            </w:tcMar>
+          </w:tcPr>
+          <w:p>
+            <w:pPr>
+              <w:spacing w:after="0"/>
+            </w:pPr>
+            <w:r>
+              <w:rPr>
+                <w:b w:val="false"/>
+                <w:bCs w:val="false"/>
+                <w:sz w:val="19"/>
+                <w:szCs w:val="19"/>
+              </w:rPr>
+              <w:t xml:space="preserve">ダイアログに表示され、操作ログにも記録される</w:t>
+            </w:r>
+          </w:p>
+        </w:tc>
+      </w:tr>
+    </w:tbl>
+    <w:p>
+      <w:pPr>
+        <w:pStyle w:val="Heading2"/>
+      </w:pPr>
+      <w:r>
+        <w:t xml:space="preserve">11.4 その他</w:t>
       </w:r>
     </w:p>
     <w:tbl>
@@ -14931,7 +15569,7 @@
                 <w:sz w:val="19"/>
                 <w:szCs w:val="19"/>
               </w:rPr>
-              <w:t xml:space="preserve">シート保護を全編集者除去に変更し、ファイルオーナーを管理用アカウントへ移譲するようにした</w:t>
+              <w:t xml:space="preserve">シート保護を全編集者除去に変更し、全書類のオーナーを管理用アカウントに統一するようにした</w:t>
             </w:r>
           </w:p>
         </w:tc>
